--- a/readme.docx
+++ b/readme.docx
@@ -26,7 +26,7 @@
       <w:r>
         <w:drawing>
           <wp:inline>
-            <wp:extent cx="876300" cy="190500"/>
+            <wp:extent cx="971550" cy="190500"/>
             <wp:effectExtent b="0" l="0" r="0" t="0"/>
             <wp:docPr descr="GitHub" title="" id="10" name="Picture"/>
             <a:graphic>
@@ -56,7 +56,7 @@
                   <pic:spPr bwMode="auto">
                     <a:xfrm>
                       <a:off x="0" y="0"/>
-                      <a:ext cx="876300" cy="190500"/>
+                      <a:ext cx="971550" cy="190500"/>
                     </a:xfrm>
                     <a:prstGeom prst="rect">
                       <a:avLst/>
@@ -80,7 +80,7 @@
       <w:r>
         <w:drawing>
           <wp:inline>
-            <wp:extent cx="2743200" cy="190500"/>
+            <wp:extent cx="762000" cy="190500"/>
             <wp:effectExtent b="0" l="0" r="0" t="0"/>
             <wp:docPr descr="GitHub tag (with filter)" title="" id="13" name="Picture"/>
             <a:graphic>
@@ -110,7 +110,7 @@
                   <pic:spPr bwMode="auto">
                     <a:xfrm>
                       <a:off x="0" y="0"/>
-                      <a:ext cx="2743200" cy="190500"/>
+                      <a:ext cx="762000" cy="190500"/>
                     </a:xfrm>
                     <a:prstGeom prst="rect">
                       <a:avLst/>

--- a/readme.docx
+++ b/readme.docx
@@ -10,7 +10,7 @@
         <w:t xml:space="preserve">readme</w:t>
       </w:r>
     </w:p>
-    <w:bookmarkStart w:id="68" w:name="gramophone"/>
+    <w:bookmarkStart w:id="32" w:name="gramophone"/>
     <w:p>
       <w:pPr>
         <w:pStyle w:val="Heading1"/>
@@ -24,164 +24,23 @@
         <w:pStyle w:val="FirstParagraph"/>
       </w:pPr>
       <w:r>
-        <w:drawing>
-          <wp:inline>
-            <wp:extent cx="971550" cy="190500"/>
-            <wp:effectExtent b="0" l="0" r="0" t="0"/>
-            <wp:docPr descr="GitHub" title="" id="10" name="Picture"/>
-            <a:graphic>
-              <a:graphicData uri="http://schemas.openxmlformats.org/drawingml/2006/picture">
-                <pic:pic>
-                  <pic:nvPicPr>
-                    <pic:cNvPr descr="https://img.shields.io/github/license/FoedusProgramme/Gramophone?style=flat-square&amp;logoColor=white&amp;labelColor=black&amp;color=white" id="11" name="Picture"/>
-                    <pic:cNvPicPr>
-                      <a:picLocks noChangeArrowheads="1" noChangeAspect="1"/>
-                    </pic:cNvPicPr>
-                  </pic:nvPicPr>
-                  <pic:blipFill>
-                    <a:blip>
-                      <a:extLst>
-                        <a:ext uri="{28A0092B-C50C-407E-A947-70E740481C1C}">
-                          <a14:useLocalDpi xmlns:a14="http://schemas.microsoft.com/office/drawing/2010/main" val="0"/>
-                        </a:ext>
-                        <a:ext uri="{96DAC541-7B7A-43D3-8B79-37D633B846F1}">
-                          <asvg:svgBlip xmlns:asvg="http://schemas.microsoft.com/office/drawing/2016/SVG/main" r:embed="rId9"/>
-                        </a:ext>
-                      </a:extLst>
-                    </a:blip>
-                    <a:stretch>
-                      <a:fillRect/>
-                    </a:stretch>
-                  </pic:blipFill>
-                  <pic:spPr bwMode="auto">
-                    <a:xfrm>
-                      <a:off x="0" y="0"/>
-                      <a:ext cx="971550" cy="190500"/>
-                    </a:xfrm>
-                    <a:prstGeom prst="rect">
-                      <a:avLst/>
-                    </a:prstGeom>
-                    <a:noFill/>
-                    <a:ln w="9525">
-                      <a:noFill/>
-                      <a:headEnd/>
-                      <a:tailEnd/>
-                    </a:ln>
-                  </pic:spPr>
-                </pic:pic>
-              </a:graphicData>
-            </a:graphic>
-          </wp:inline>
-        </w:drawing>
-      </w:r>
-      <w:r>
-        <w:t xml:space="preserve"> </w:t>
-      </w:r>
-      <w:r>
-        <w:drawing>
-          <wp:inline>
-            <wp:extent cx="762000" cy="190500"/>
-            <wp:effectExtent b="0" l="0" r="0" t="0"/>
-            <wp:docPr descr="GitHub tag (with filter)" title="" id="13" name="Picture"/>
-            <a:graphic>
-              <a:graphicData uri="http://schemas.openxmlformats.org/drawingml/2006/picture">
-                <pic:pic>
-                  <pic:nvPicPr>
-                    <pic:cNvPr descr="https://img.shields.io/github/v/tag/FoedusProgramme/Gramophone?style=flat-square&amp;logoColor=white&amp;labelColor=black&amp;color=white" id="14" name="Picture"/>
-                    <pic:cNvPicPr>
-                      <a:picLocks noChangeArrowheads="1" noChangeAspect="1"/>
-                    </pic:cNvPicPr>
-                  </pic:nvPicPr>
-                  <pic:blipFill>
-                    <a:blip>
-                      <a:extLst>
-                        <a:ext uri="{28A0092B-C50C-407E-A947-70E740481C1C}">
-                          <a14:useLocalDpi xmlns:a14="http://schemas.microsoft.com/office/drawing/2010/main" val="0"/>
-                        </a:ext>
-                        <a:ext uri="{96DAC541-7B7A-43D3-8B79-37D633B846F1}">
-                          <asvg:svgBlip xmlns:asvg="http://schemas.microsoft.com/office/drawing/2016/SVG/main" r:embed="rId12"/>
-                        </a:ext>
-                      </a:extLst>
-                    </a:blip>
-                    <a:stretch>
-                      <a:fillRect/>
-                    </a:stretch>
-                  </pic:blipFill>
-                  <pic:spPr bwMode="auto">
-                    <a:xfrm>
-                      <a:off x="0" y="0"/>
-                      <a:ext cx="762000" cy="190500"/>
-                    </a:xfrm>
-                    <a:prstGeom prst="rect">
-                      <a:avLst/>
-                    </a:prstGeom>
-                    <a:noFill/>
-                    <a:ln w="9525">
-                      <a:noFill/>
-                      <a:headEnd/>
-                      <a:tailEnd/>
-                    </a:ln>
-                  </pic:spPr>
-                </pic:pic>
-              </a:graphicData>
-            </a:graphic>
-          </wp:inline>
-        </w:drawing>
-      </w:r>
-      <w:r>
-        <w:t xml:space="preserve"> </w:t>
-      </w:r>
-      <w:hyperlink r:id="rId18">
+        <w:t xml:space="preserve">GitHub</w:t>
+      </w:r>
+      <w:r>
+        <w:t xml:space="preserve"> </w:t>
+      </w:r>
+      <w:r>
+        <w:t xml:space="preserve">GitHub tag (with filter)</w:t>
+      </w:r>
+      <w:r>
+        <w:t xml:space="preserve"> </w:t>
+      </w:r>
+      <w:hyperlink r:id="rId9">
         <w:r>
-          <w:drawing>
-            <wp:inline>
-              <wp:extent cx="752475" cy="190500"/>
-              <wp:effectExtent b="0" l="0" r="0" t="0"/>
-              <wp:docPr descr="Static Badge" title="" id="16" name="Picture"/>
-              <a:graphic>
-                <a:graphicData uri="http://schemas.openxmlformats.org/drawingml/2006/picture">
-                  <pic:pic>
-                    <pic:nvPicPr>
-                      <pic:cNvPr descr="https://img.shields.io/badge/Telegram-Content?style=flat-square&amp;logo=telegram&amp;logoColor=black&amp;color=white" id="17" name="Picture"/>
-                      <pic:cNvPicPr>
-                        <a:picLocks noChangeArrowheads="1" noChangeAspect="1"/>
-                      </pic:cNvPicPr>
-                    </pic:nvPicPr>
-                    <pic:blipFill>
-                      <a:blip>
-                        <a:extLst>
-                          <a:ext uri="{28A0092B-C50C-407E-A947-70E740481C1C}">
-                            <a14:useLocalDpi xmlns:a14="http://schemas.microsoft.com/office/drawing/2010/main" val="0"/>
-                          </a:ext>
-                          <a:ext uri="{96DAC541-7B7A-43D3-8B79-37D633B846F1}">
-                            <asvg:svgBlip xmlns:asvg="http://schemas.microsoft.com/office/drawing/2016/SVG/main" r:embed="rId15"/>
-                          </a:ext>
-                        </a:extLst>
-                      </a:blip>
-                      <a:stretch>
-                        <a:fillRect/>
-                      </a:stretch>
-                    </pic:blipFill>
-                    <pic:spPr bwMode="auto">
-                      <a:xfrm>
-                        <a:off x="0" y="0"/>
-                        <a:ext cx="752475" cy="190500"/>
-                      </a:xfrm>
-                      <a:prstGeom prst="rect">
-                        <a:avLst/>
-                      </a:prstGeom>
-                      <a:noFill/>
-                      <a:ln w="9525">
-                        <a:noFill/>
-                        <a:headEnd/>
-                        <a:tailEnd/>
-                      </a:ln>
-                    </pic:spPr>
-                  </pic:pic>
-                </a:graphicData>
-              </a:graphic>
-            </wp:inline>
-          </w:drawing>
+          <w:rPr>
+            <w:rStyle w:val="Hyperlink"/>
+          </w:rPr>
+          <w:t xml:space="preserve">Static Badge</w:t>
         </w:r>
       </w:hyperlink>
     </w:p>
@@ -189,7 +48,7 @@
       <w:pPr>
         <w:pStyle w:val="BodyText"/>
       </w:pPr>
-      <w:hyperlink r:id="rId19">
+      <w:hyperlink r:id="rId10">
         <w:r>
           <w:rPr>
             <w:rStyle w:val="Hyperlink"/>
@@ -211,17 +70,17 @@
       <w:pPr>
         <w:pStyle w:val="BodyText"/>
       </w:pPr>
-      <w:hyperlink r:id="rId20"/>
-      <w:r>
-        <w:t xml:space="preserve"> </w:t>
-      </w:r>
-      <w:hyperlink r:id="rId21"/>
-      <w:r>
-        <w:t xml:space="preserve"> </w:t>
-      </w:r>
-      <w:hyperlink r:id="rId22"/>
-    </w:p>
-    <w:bookmarkStart w:id="23" w:name="features"/>
+      <w:hyperlink r:id="rId11"/>
+      <w:r>
+        <w:t xml:space="preserve"> </w:t>
+      </w:r>
+      <w:hyperlink r:id="rId12"/>
+      <w:r>
+        <w:t xml:space="preserve"> </w:t>
+      </w:r>
+      <w:hyperlink r:id="rId13"/>
+    </w:p>
+    <w:bookmarkStart w:id="14" w:name="features"/>
     <w:p>
       <w:pPr>
         <w:pStyle w:val="Heading2"/>
@@ -422,8 +281,8 @@
         <w:t xml:space="preserve">Support for system/third-party Equalizer apps</w:t>
       </w:r>
     </w:p>
-    <w:bookmarkEnd w:id="23"/>
-    <w:bookmarkStart w:id="51" w:name="screenshots"/>
+    <w:bookmarkEnd w:id="14"/>
+    <w:bookmarkStart w:id="15" w:name="screenshots"/>
     <w:p>
       <w:pPr>
         <w:pStyle w:val="Heading2"/>
@@ -454,46 +313,7 @@
               <w:pStyle w:val="Compact"/>
             </w:pPr>
             <w:r>
-              <w:drawing>
-                <wp:inline>
-                  <wp:extent cx="5334000" cy="10668000"/>
-                  <wp:effectExtent b="0" l="0" r="0" t="0"/>
-                  <wp:docPr descr="Screenshot 1" title="" id="25" name="Picture"/>
-                  <a:graphic>
-                    <a:graphicData uri="http://schemas.openxmlformats.org/drawingml/2006/picture">
-                      <pic:pic>
-                        <pic:nvPicPr>
-                          <pic:cNvPr descr="https://raw.githubusercontent.com/FoedusProgramme/Gramophone/beta/fastlane/metadata/android/en-US/images/phoneScreenshots/screenshot_1.jpg" id="26" name="Picture"/>
-                          <pic:cNvPicPr>
-                            <a:picLocks noChangeArrowheads="1" noChangeAspect="1"/>
-                          </pic:cNvPicPr>
-                        </pic:nvPicPr>
-                        <pic:blipFill>
-                          <a:blip r:embed="rId24"/>
-                          <a:stretch>
-                            <a:fillRect/>
-                          </a:stretch>
-                        </pic:blipFill>
-                        <pic:spPr bwMode="auto">
-                          <a:xfrm>
-                            <a:off x="0" y="0"/>
-                            <a:ext cx="5334000" cy="10668000"/>
-                          </a:xfrm>
-                          <a:prstGeom prst="rect">
-                            <a:avLst/>
-                          </a:prstGeom>
-                          <a:noFill/>
-                          <a:ln w="9525">
-                            <a:noFill/>
-                            <a:headEnd/>
-                            <a:tailEnd/>
-                          </a:ln>
-                        </pic:spPr>
-                      </pic:pic>
-                    </a:graphicData>
-                  </a:graphic>
-                </wp:inline>
-              </w:drawing>
+              <w:t xml:space="preserve">Screenshot 1</w:t>
             </w:r>
           </w:p>
         </w:tc>
@@ -504,46 +324,7 @@
               <w:pStyle w:val="Compact"/>
             </w:pPr>
             <w:r>
-              <w:drawing>
-                <wp:inline>
-                  <wp:extent cx="5334000" cy="10668000"/>
-                  <wp:effectExtent b="0" l="0" r="0" t="0"/>
-                  <wp:docPr descr="Screenshot 2" title="" id="28" name="Picture"/>
-                  <a:graphic>
-                    <a:graphicData uri="http://schemas.openxmlformats.org/drawingml/2006/picture">
-                      <pic:pic>
-                        <pic:nvPicPr>
-                          <pic:cNvPr descr="https://raw.githubusercontent.com/FoedusProgramme/Gramophone/beta/fastlane/metadata/android/en-US/images/phoneScreenshots/screenshot_2.jpg" id="29" name="Picture"/>
-                          <pic:cNvPicPr>
-                            <a:picLocks noChangeArrowheads="1" noChangeAspect="1"/>
-                          </pic:cNvPicPr>
-                        </pic:nvPicPr>
-                        <pic:blipFill>
-                          <a:blip r:embed="rId27"/>
-                          <a:stretch>
-                            <a:fillRect/>
-                          </a:stretch>
-                        </pic:blipFill>
-                        <pic:spPr bwMode="auto">
-                          <a:xfrm>
-                            <a:off x="0" y="0"/>
-                            <a:ext cx="5334000" cy="10668000"/>
-                          </a:xfrm>
-                          <a:prstGeom prst="rect">
-                            <a:avLst/>
-                          </a:prstGeom>
-                          <a:noFill/>
-                          <a:ln w="9525">
-                            <a:noFill/>
-                            <a:headEnd/>
-                            <a:tailEnd/>
-                          </a:ln>
-                        </pic:spPr>
-                      </pic:pic>
-                    </a:graphicData>
-                  </a:graphic>
-                </wp:inline>
-              </w:drawing>
+              <w:t xml:space="preserve">Screenshot 2</w:t>
             </w:r>
           </w:p>
         </w:tc>
@@ -554,46 +335,7 @@
               <w:pStyle w:val="Compact"/>
             </w:pPr>
             <w:r>
-              <w:drawing>
-                <wp:inline>
-                  <wp:extent cx="5334000" cy="10668000"/>
-                  <wp:effectExtent b="0" l="0" r="0" t="0"/>
-                  <wp:docPr descr="Screenshot 3" title="" id="31" name="Picture"/>
-                  <a:graphic>
-                    <a:graphicData uri="http://schemas.openxmlformats.org/drawingml/2006/picture">
-                      <pic:pic>
-                        <pic:nvPicPr>
-                          <pic:cNvPr descr="https://raw.githubusercontent.com/FoedusProgramme/Gramophone/beta/fastlane/metadata/android/en-US/images/phoneScreenshots/screenshot_3.jpg" id="32" name="Picture"/>
-                          <pic:cNvPicPr>
-                            <a:picLocks noChangeArrowheads="1" noChangeAspect="1"/>
-                          </pic:cNvPicPr>
-                        </pic:nvPicPr>
-                        <pic:blipFill>
-                          <a:blip r:embed="rId30"/>
-                          <a:stretch>
-                            <a:fillRect/>
-                          </a:stretch>
-                        </pic:blipFill>
-                        <pic:spPr bwMode="auto">
-                          <a:xfrm>
-                            <a:off x="0" y="0"/>
-                            <a:ext cx="5334000" cy="10668000"/>
-                          </a:xfrm>
-                          <a:prstGeom prst="rect">
-                            <a:avLst/>
-                          </a:prstGeom>
-                          <a:noFill/>
-                          <a:ln w="9525">
-                            <a:noFill/>
-                            <a:headEnd/>
-                            <a:tailEnd/>
-                          </a:ln>
-                        </pic:spPr>
-                      </pic:pic>
-                    </a:graphicData>
-                  </a:graphic>
-                </wp:inline>
-              </w:drawing>
+              <w:t xml:space="preserve">Screenshot 3</w:t>
             </w:r>
           </w:p>
         </w:tc>
@@ -606,46 +348,7 @@
               <w:pStyle w:val="Compact"/>
             </w:pPr>
             <w:r>
-              <w:drawing>
-                <wp:inline>
-                  <wp:extent cx="5334000" cy="10668000"/>
-                  <wp:effectExtent b="0" l="0" r="0" t="0"/>
-                  <wp:docPr descr="Screenshot 4" title="" id="34" name="Picture"/>
-                  <a:graphic>
-                    <a:graphicData uri="http://schemas.openxmlformats.org/drawingml/2006/picture">
-                      <pic:pic>
-                        <pic:nvPicPr>
-                          <pic:cNvPr descr="https://raw.githubusercontent.com/FoedusProgramme/Gramophone/beta/fastlane/metadata/android/en-US/images/phoneScreenshots/screenshot_4.jpg" id="35" name="Picture"/>
-                          <pic:cNvPicPr>
-                            <a:picLocks noChangeArrowheads="1" noChangeAspect="1"/>
-                          </pic:cNvPicPr>
-                        </pic:nvPicPr>
-                        <pic:blipFill>
-                          <a:blip r:embed="rId33"/>
-                          <a:stretch>
-                            <a:fillRect/>
-                          </a:stretch>
-                        </pic:blipFill>
-                        <pic:spPr bwMode="auto">
-                          <a:xfrm>
-                            <a:off x="0" y="0"/>
-                            <a:ext cx="5334000" cy="10668000"/>
-                          </a:xfrm>
-                          <a:prstGeom prst="rect">
-                            <a:avLst/>
-                          </a:prstGeom>
-                          <a:noFill/>
-                          <a:ln w="9525">
-                            <a:noFill/>
-                            <a:headEnd/>
-                            <a:tailEnd/>
-                          </a:ln>
-                        </pic:spPr>
-                      </pic:pic>
-                    </a:graphicData>
-                  </a:graphic>
-                </wp:inline>
-              </w:drawing>
+              <w:t xml:space="preserve">Screenshot 4</w:t>
             </w:r>
           </w:p>
         </w:tc>
@@ -656,46 +359,7 @@
               <w:pStyle w:val="Compact"/>
             </w:pPr>
             <w:r>
-              <w:drawing>
-                <wp:inline>
-                  <wp:extent cx="5334000" cy="10668000"/>
-                  <wp:effectExtent b="0" l="0" r="0" t="0"/>
-                  <wp:docPr descr="Screenshot 5" title="" id="37" name="Picture"/>
-                  <a:graphic>
-                    <a:graphicData uri="http://schemas.openxmlformats.org/drawingml/2006/picture">
-                      <pic:pic>
-                        <pic:nvPicPr>
-                          <pic:cNvPr descr="https://raw.githubusercontent.com/FoedusProgramme/Gramophone/beta/fastlane/metadata/android/en-US/images/phoneScreenshots/screenshot_5.jpg" id="38" name="Picture"/>
-                          <pic:cNvPicPr>
-                            <a:picLocks noChangeArrowheads="1" noChangeAspect="1"/>
-                          </pic:cNvPicPr>
-                        </pic:nvPicPr>
-                        <pic:blipFill>
-                          <a:blip r:embed="rId36"/>
-                          <a:stretch>
-                            <a:fillRect/>
-                          </a:stretch>
-                        </pic:blipFill>
-                        <pic:spPr bwMode="auto">
-                          <a:xfrm>
-                            <a:off x="0" y="0"/>
-                            <a:ext cx="5334000" cy="10668000"/>
-                          </a:xfrm>
-                          <a:prstGeom prst="rect">
-                            <a:avLst/>
-                          </a:prstGeom>
-                          <a:noFill/>
-                          <a:ln w="9525">
-                            <a:noFill/>
-                            <a:headEnd/>
-                            <a:tailEnd/>
-                          </a:ln>
-                        </pic:spPr>
-                      </pic:pic>
-                    </a:graphicData>
-                  </a:graphic>
-                </wp:inline>
-              </w:drawing>
+              <w:t xml:space="preserve">Screenshot 5</w:t>
             </w:r>
           </w:p>
         </w:tc>
@@ -706,46 +370,7 @@
               <w:pStyle w:val="Compact"/>
             </w:pPr>
             <w:r>
-              <w:drawing>
-                <wp:inline>
-                  <wp:extent cx="5334000" cy="10668000"/>
-                  <wp:effectExtent b="0" l="0" r="0" t="0"/>
-                  <wp:docPr descr="Screenshot 6" title="" id="40" name="Picture"/>
-                  <a:graphic>
-                    <a:graphicData uri="http://schemas.openxmlformats.org/drawingml/2006/picture">
-                      <pic:pic>
-                        <pic:nvPicPr>
-                          <pic:cNvPr descr="https://raw.githubusercontent.com/FoedusProgramme/Gramophone/beta/fastlane/metadata/android/en-US/images/phoneScreenshots/screenshot_6.jpg" id="41" name="Picture"/>
-                          <pic:cNvPicPr>
-                            <a:picLocks noChangeArrowheads="1" noChangeAspect="1"/>
-                          </pic:cNvPicPr>
-                        </pic:nvPicPr>
-                        <pic:blipFill>
-                          <a:blip r:embed="rId39"/>
-                          <a:stretch>
-                            <a:fillRect/>
-                          </a:stretch>
-                        </pic:blipFill>
-                        <pic:spPr bwMode="auto">
-                          <a:xfrm>
-                            <a:off x="0" y="0"/>
-                            <a:ext cx="5334000" cy="10668000"/>
-                          </a:xfrm>
-                          <a:prstGeom prst="rect">
-                            <a:avLst/>
-                          </a:prstGeom>
-                          <a:noFill/>
-                          <a:ln w="9525">
-                            <a:noFill/>
-                            <a:headEnd/>
-                            <a:tailEnd/>
-                          </a:ln>
-                        </pic:spPr>
-                      </pic:pic>
-                    </a:graphicData>
-                  </a:graphic>
-                </wp:inline>
-              </w:drawing>
+              <w:t xml:space="preserve">Screenshot 6</w:t>
             </w:r>
           </w:p>
         </w:tc>
@@ -758,46 +383,7 @@
               <w:pStyle w:val="Compact"/>
             </w:pPr>
             <w:r>
-              <w:drawing>
-                <wp:inline>
-                  <wp:extent cx="5334000" cy="10668000"/>
-                  <wp:effectExtent b="0" l="0" r="0" t="0"/>
-                  <wp:docPr descr="Screenshot 7" title="" id="43" name="Picture"/>
-                  <a:graphic>
-                    <a:graphicData uri="http://schemas.openxmlformats.org/drawingml/2006/picture">
-                      <pic:pic>
-                        <pic:nvPicPr>
-                          <pic:cNvPr descr="https://raw.githubusercontent.com/FoedusProgramme/Gramophone/beta/fastlane/metadata/android/en-US/images/phoneScreenshots/screenshot_7.jpg" id="44" name="Picture"/>
-                          <pic:cNvPicPr>
-                            <a:picLocks noChangeArrowheads="1" noChangeAspect="1"/>
-                          </pic:cNvPicPr>
-                        </pic:nvPicPr>
-                        <pic:blipFill>
-                          <a:blip r:embed="rId42"/>
-                          <a:stretch>
-                            <a:fillRect/>
-                          </a:stretch>
-                        </pic:blipFill>
-                        <pic:spPr bwMode="auto">
-                          <a:xfrm>
-                            <a:off x="0" y="0"/>
-                            <a:ext cx="5334000" cy="10668000"/>
-                          </a:xfrm>
-                          <a:prstGeom prst="rect">
-                            <a:avLst/>
-                          </a:prstGeom>
-                          <a:noFill/>
-                          <a:ln w="9525">
-                            <a:noFill/>
-                            <a:headEnd/>
-                            <a:tailEnd/>
-                          </a:ln>
-                        </pic:spPr>
-                      </pic:pic>
-                    </a:graphicData>
-                  </a:graphic>
-                </wp:inline>
-              </w:drawing>
+              <w:t xml:space="preserve">Screenshot 7</w:t>
             </w:r>
           </w:p>
         </w:tc>
@@ -808,46 +394,7 @@
               <w:pStyle w:val="Compact"/>
             </w:pPr>
             <w:r>
-              <w:drawing>
-                <wp:inline>
-                  <wp:extent cx="5334000" cy="10668000"/>
-                  <wp:effectExtent b="0" l="0" r="0" t="0"/>
-                  <wp:docPr descr="Screenshot 8" title="" id="46" name="Picture"/>
-                  <a:graphic>
-                    <a:graphicData uri="http://schemas.openxmlformats.org/drawingml/2006/picture">
-                      <pic:pic>
-                        <pic:nvPicPr>
-                          <pic:cNvPr descr="https://raw.githubusercontent.com/FoedusProgramme/Gramophone/beta/fastlane/metadata/android/en-US/images/phoneScreenshots/screenshot_8.jpg" id="47" name="Picture"/>
-                          <pic:cNvPicPr>
-                            <a:picLocks noChangeArrowheads="1" noChangeAspect="1"/>
-                          </pic:cNvPicPr>
-                        </pic:nvPicPr>
-                        <pic:blipFill>
-                          <a:blip r:embed="rId45"/>
-                          <a:stretch>
-                            <a:fillRect/>
-                          </a:stretch>
-                        </pic:blipFill>
-                        <pic:spPr bwMode="auto">
-                          <a:xfrm>
-                            <a:off x="0" y="0"/>
-                            <a:ext cx="5334000" cy="10668000"/>
-                          </a:xfrm>
-                          <a:prstGeom prst="rect">
-                            <a:avLst/>
-                          </a:prstGeom>
-                          <a:noFill/>
-                          <a:ln w="9525">
-                            <a:noFill/>
-                            <a:headEnd/>
-                            <a:tailEnd/>
-                          </a:ln>
-                        </pic:spPr>
-                      </pic:pic>
-                    </a:graphicData>
-                  </a:graphic>
-                </wp:inline>
-              </w:drawing>
+              <w:t xml:space="preserve">Screenshot 8</w:t>
             </w:r>
           </w:p>
         </w:tc>
@@ -858,53 +405,14 @@
               <w:pStyle w:val="Compact"/>
             </w:pPr>
             <w:r>
-              <w:drawing>
-                <wp:inline>
-                  <wp:extent cx="5334000" cy="10668000"/>
-                  <wp:effectExtent b="0" l="0" r="0" t="0"/>
-                  <wp:docPr descr="Screenshot 9" title="" id="49" name="Picture"/>
-                  <a:graphic>
-                    <a:graphicData uri="http://schemas.openxmlformats.org/drawingml/2006/picture">
-                      <pic:pic>
-                        <pic:nvPicPr>
-                          <pic:cNvPr descr="https://raw.githubusercontent.com/FoedusProgramme/Gramophone/beta/fastlane/screenshot_9.jpg" id="50" name="Picture"/>
-                          <pic:cNvPicPr>
-                            <a:picLocks noChangeArrowheads="1" noChangeAspect="1"/>
-                          </pic:cNvPicPr>
-                        </pic:nvPicPr>
-                        <pic:blipFill>
-                          <a:blip r:embed="rId48"/>
-                          <a:stretch>
-                            <a:fillRect/>
-                          </a:stretch>
-                        </pic:blipFill>
-                        <pic:spPr bwMode="auto">
-                          <a:xfrm>
-                            <a:off x="0" y="0"/>
-                            <a:ext cx="5334000" cy="10668000"/>
-                          </a:xfrm>
-                          <a:prstGeom prst="rect">
-                            <a:avLst/>
-                          </a:prstGeom>
-                          <a:noFill/>
-                          <a:ln w="9525">
-                            <a:noFill/>
-                            <a:headEnd/>
-                            <a:tailEnd/>
-                          </a:ln>
-                        </pic:spPr>
-                      </pic:pic>
-                    </a:graphicData>
-                  </a:graphic>
-                </wp:inline>
-              </w:drawing>
+              <w:t xml:space="preserve">Screenshot 9</w:t>
             </w:r>
           </w:p>
         </w:tc>
       </w:tr>
     </w:tbl>
-    <w:bookmarkEnd w:id="51"/>
-    <w:bookmarkStart w:id="55" w:name="installation"/>
+    <w:bookmarkEnd w:id="15"/>
+    <w:bookmarkStart w:id="19" w:name="installation"/>
     <w:p>
       <w:pPr>
         <w:pStyle w:val="Heading2"/>
@@ -923,7 +431,7 @@
       <w:r>
         <w:t xml:space="preserve"> </w:t>
       </w:r>
-      <w:hyperlink r:id="rId52">
+      <w:hyperlink r:id="rId16">
         <w:r>
           <w:rPr>
             <w:rStyle w:val="Hyperlink"/>
@@ -937,7 +445,7 @@
       <w:r>
         <w:t xml:space="preserve"> </w:t>
       </w:r>
-      <w:hyperlink r:id="rId20">
+      <w:hyperlink r:id="rId11">
         <w:r>
           <w:rPr>
             <w:rStyle w:val="Hyperlink"/>
@@ -951,7 +459,7 @@
       <w:r>
         <w:t xml:space="preserve"> </w:t>
       </w:r>
-      <w:hyperlink r:id="rId21">
+      <w:hyperlink r:id="rId12">
         <w:r>
           <w:rPr>
             <w:rStyle w:val="Hyperlink"/>
@@ -973,7 +481,7 @@
       <w:r>
         <w:t xml:space="preserve"> </w:t>
       </w:r>
-      <w:hyperlink r:id="rId53">
+      <w:hyperlink r:id="rId17">
         <w:r>
           <w:rPr>
             <w:rStyle w:val="Hyperlink"/>
@@ -990,7 +498,7 @@
       <w:r>
         <w:t xml:space="preserve"> </w:t>
       </w:r>
-      <w:hyperlink r:id="rId54">
+      <w:hyperlink r:id="rId18">
         <w:r>
           <w:rPr>
             <w:rStyle w:val="Hyperlink"/>
@@ -1002,8 +510,8 @@
         <w:t xml:space="preserve">.</w:t>
       </w:r>
     </w:p>
-    <w:bookmarkEnd w:id="55"/>
-    <w:bookmarkStart w:id="60" w:name="building"/>
+    <w:bookmarkEnd w:id="19"/>
+    <w:bookmarkStart w:id="24" w:name="building"/>
     <w:p>
       <w:pPr>
         <w:pStyle w:val="Heading2"/>
@@ -1022,7 +530,7 @@
       <w:r>
         <w:t xml:space="preserve"> </w:t>
       </w:r>
-      <w:hyperlink r:id="rId56">
+      <w:hyperlink r:id="rId20">
         <w:r>
           <w:rPr>
             <w:rStyle w:val="Hyperlink"/>
@@ -1037,7 +545,7 @@
         <w:t xml:space="preserve">and a fast network.</w:t>
       </w:r>
     </w:p>
-    <w:bookmarkStart w:id="57" w:name="X503018c46de87dd79e2a241a41c8904323be421"/>
+    <w:bookmarkStart w:id="21" w:name="X503018c46de87dd79e2a241a41c8904323be421"/>
     <w:p>
       <w:pPr>
         <w:pStyle w:val="Heading3"/>
@@ -1069,8 +577,8 @@
         <w:t xml:space="preserve">before trying to build Gramophone.</w:t>
       </w:r>
     </w:p>
-    <w:bookmarkEnd w:id="57"/>
-    <w:bookmarkStart w:id="58" w:name="X710e53760d32d0692ae3fdfbeda628150dae08f"/>
+    <w:bookmarkEnd w:id="21"/>
+    <w:bookmarkStart w:id="22" w:name="X710e53760d32d0692ae3fdfbeda628150dae08f"/>
     <w:p>
       <w:pPr>
         <w:pStyle w:val="Heading3"/>
@@ -1131,8 +639,8 @@
         <w:t xml:space="preserve">.</w:t>
       </w:r>
     </w:p>
-    <w:bookmarkEnd w:id="58"/>
-    <w:bookmarkStart w:id="59" w:name="X88170aaaa85458c41931294522b8182d1daed06"/>
+    <w:bookmarkEnd w:id="22"/>
+    <w:bookmarkStart w:id="23" w:name="X88170aaaa85458c41931294522b8182d1daed06"/>
     <w:p>
       <w:pPr>
         <w:pStyle w:val="Heading3"/>
@@ -1149,9 +657,9 @@
         <w:t xml:space="preserve">Launch Android Studio and import your own app signing signature. You should be able to build Gramophone now.</w:t>
       </w:r>
     </w:p>
-    <w:bookmarkEnd w:id="59"/>
-    <w:bookmarkEnd w:id="60"/>
-    <w:bookmarkStart w:id="62" w:name="license"/>
+    <w:bookmarkEnd w:id="23"/>
+    <w:bookmarkEnd w:id="24"/>
+    <w:bookmarkStart w:id="26" w:name="license"/>
     <w:p>
       <w:pPr>
         <w:pStyle w:val="Heading2"/>
@@ -1170,7 +678,7 @@
       <w:r>
         <w:t xml:space="preserve"> </w:t>
       </w:r>
-      <w:hyperlink r:id="rId61">
+      <w:hyperlink r:id="rId25">
         <w:r>
           <w:rPr>
             <w:rStyle w:val="Hyperlink"/>
@@ -1185,8 +693,8 @@
         <w:t xml:space="preserve">file for details.</w:t>
       </w:r>
     </w:p>
-    <w:bookmarkEnd w:id="62"/>
-    <w:bookmarkStart w:id="63" w:name="translation"/>
+    <w:bookmarkEnd w:id="26"/>
+    <w:bookmarkStart w:id="27" w:name="translation"/>
     <w:p>
       <w:pPr>
         <w:pStyle w:val="Heading2"/>
@@ -1195,8 +703,8 @@
         <w:t xml:space="preserve">Translation</w:t>
       </w:r>
     </w:p>
-    <w:bookmarkEnd w:id="63"/>
-    <w:bookmarkStart w:id="64" w:name="notice"/>
+    <w:bookmarkEnd w:id="27"/>
+    <w:bookmarkStart w:id="28" w:name="notice"/>
     <w:p>
       <w:pPr>
         <w:pStyle w:val="Heading2"/>
@@ -1219,7 +727,7 @@
       <w:r>
         <w:t xml:space="preserve"> </w:t>
       </w:r>
-      <w:hyperlink r:id="rId54">
+      <w:hyperlink r:id="rId18">
         <w:r>
           <w:rPr>
             <w:rStyle w:val="Hyperlink"/>
@@ -1252,8 +760,8 @@
         <w:t xml:space="preserve">Play Store certificate SHA-256 digest: 178869b0f9130d145b53404df4d4e5e311095406cb3c51a3e7a4b03bb3e87786</w:t>
       </w:r>
     </w:p>
-    <w:bookmarkEnd w:id="64"/>
-    <w:bookmarkStart w:id="65" w:name="faq"/>
+    <w:bookmarkEnd w:id="28"/>
+    <w:bookmarkStart w:id="29" w:name="faq"/>
     <w:p>
       <w:pPr>
         <w:pStyle w:val="Heading2"/>
@@ -1413,8 +921,8 @@
         <w:t xml:space="preserve">There is one exception: ALAC files can be played even without the system ALAC decoder as Gramophone includes an extremely lightweight Java ALAC decoder.</w:t>
       </w:r>
     </w:p>
-    <w:bookmarkEnd w:id="65"/>
-    <w:bookmarkStart w:id="67" w:name="friends"/>
+    <w:bookmarkEnd w:id="29"/>
+    <w:bookmarkStart w:id="31" w:name="friends"/>
     <w:p>
       <w:pPr>
         <w:pStyle w:val="Heading2"/>
@@ -1427,7 +935,7 @@
       <w:pPr>
         <w:pStyle w:val="FirstParagraph"/>
       </w:pPr>
-      <w:hyperlink r:id="rId66">
+      <w:hyperlink r:id="rId30">
         <w:r>
           <w:rPr>
             <w:rStyle w:val="Hyperlink"/>
@@ -1436,8 +944,8 @@
         </w:r>
       </w:hyperlink>
     </w:p>
-    <w:bookmarkEnd w:id="67"/>
-    <w:bookmarkEnd w:id="68"/>
+    <w:bookmarkEnd w:id="31"/>
+    <w:bookmarkEnd w:id="32"/>
     <w:sectPr>
       <w:footnotePr>
         <w:numRestart w:val="eachSect"/>
@@ -1680,10 +1188,10 @@
   <w:docDefaults>
     <w:rPrDefault>
       <w:rPr>
-        <w:rFonts w:asciiTheme="minorHAnsi" w:cstheme="minorBidi" w:eastAsiaTheme="minorEastAsia" w:hAnsiTheme="minorHAnsi"/>
+        <w:rFonts w:asciiTheme="minorHAnsi" w:cstheme="minorBidi" w:eastAsiaTheme="minorHAnsi" w:hAnsiTheme="minorHAnsi"/>
         <w:sz w:val="24"/>
         <w:szCs w:val="24"/>
-        <w:lang w:bidi="ar-SA" w:eastAsia="zh-CN" w:val="en"/>
+        <w:lang w:bidi="ar-SA" w:eastAsia="en-US" w:val="en"/>
       </w:rPr>
     </w:rPrDefault>
     <w:pPrDefault>
@@ -2224,6 +1732,13 @@
       </w:tblCellMar>
     </w:tblPr>
     <w:tblStylePr w:type="firstRow">
+      <w:tblPr>
+        <w:jc w:val="left"/>
+        <w:tblInd w:type="dxa" w:w="0"/>
+      </w:tblPr>
+      <w:trPr>
+        <w:jc w:val="left"/>
+      </w:trPr>
       <w:tcPr>
         <w:tcBorders>
           <w:bottom w:val="single"/>

--- a/readme.docx
+++ b/readme.docx
@@ -2,15 +2,7 @@
 <file path=word/document.xml><?xml version="1.0" encoding="utf-8"?>
 <w:document xmlns:w="http://schemas.openxmlformats.org/wordprocessingml/2006/main" xmlns:m="http://schemas.openxmlformats.org/officeDocument/2006/math" xmlns:r="http://schemas.openxmlformats.org/officeDocument/2006/relationships" xmlns:o="urn:schemas-microsoft-com:office:office" xmlns:v="urn:schemas-microsoft-com:vml" xmlns:w10="urn:schemas-microsoft-com:office:word" xmlns:a="http://schemas.openxmlformats.org/drawingml/2006/main" xmlns:pic="http://schemas.openxmlformats.org/drawingml/2006/picture" xmlns:wp="http://schemas.openxmlformats.org/drawingml/2006/wordprocessingDrawing">
   <w:body>
-    <w:p>
-      <w:pPr>
-        <w:pStyle w:val="Title"/>
-      </w:pPr>
-      <w:r>
-        <w:t xml:space="preserve">readme</w:t>
-      </w:r>
-    </w:p>
-    <w:bookmarkStart w:id="32" w:name="gramophone"/>
+    <w:bookmarkStart w:id="68" w:name="gramophone"/>
     <w:p>
       <w:pPr>
         <w:pStyle w:val="Heading1"/>
@@ -24,23 +16,164 @@
         <w:pStyle w:val="FirstParagraph"/>
       </w:pPr>
       <w:r>
-        <w:t xml:space="preserve">GitHub</w:t>
+        <w:drawing>
+          <wp:inline>
+            <wp:extent cx="971550" cy="190500"/>
+            <wp:effectExtent b="0" l="0" r="0" t="0"/>
+            <wp:docPr descr="GitHub" title="" id="10" name="Picture"/>
+            <a:graphic>
+              <a:graphicData uri="http://schemas.openxmlformats.org/drawingml/2006/picture">
+                <pic:pic>
+                  <pic:nvPicPr>
+                    <pic:cNvPr descr="https://img.shields.io/github/license/FoedusProgramme/Gramophone?style=flat-square&amp;logoColor=white&amp;labelColor=black&amp;color=white" id="11" name="Picture"/>
+                    <pic:cNvPicPr>
+                      <a:picLocks noChangeArrowheads="1" noChangeAspect="1"/>
+                    </pic:cNvPicPr>
+                  </pic:nvPicPr>
+                  <pic:blipFill>
+                    <a:blip>
+                      <a:extLst>
+                        <a:ext uri="{28A0092B-C50C-407E-A947-70E740481C1C}">
+                          <a14:useLocalDpi xmlns:a14="http://schemas.microsoft.com/office/drawing/2010/main" val="0"/>
+                        </a:ext>
+                        <a:ext uri="{96DAC541-7B7A-43D3-8B79-37D633B846F1}">
+                          <asvg:svgBlip xmlns:asvg="http://schemas.microsoft.com/office/drawing/2016/SVG/main" r:embed="rId9"/>
+                        </a:ext>
+                      </a:extLst>
+                    </a:blip>
+                    <a:stretch>
+                      <a:fillRect/>
+                    </a:stretch>
+                  </pic:blipFill>
+                  <pic:spPr bwMode="auto">
+                    <a:xfrm>
+                      <a:off x="0" y="0"/>
+                      <a:ext cx="971550" cy="190500"/>
+                    </a:xfrm>
+                    <a:prstGeom prst="rect">
+                      <a:avLst/>
+                    </a:prstGeom>
+                    <a:noFill/>
+                    <a:ln w="9525">
+                      <a:noFill/>
+                      <a:headEnd/>
+                      <a:tailEnd/>
+                    </a:ln>
+                  </pic:spPr>
+                </pic:pic>
+              </a:graphicData>
+            </a:graphic>
+          </wp:inline>
+        </w:drawing>
       </w:r>
       <w:r>
         <w:t xml:space="preserve"> </w:t>
       </w:r>
       <w:r>
-        <w:t xml:space="preserve">GitHub tag (with filter)</w:t>
+        <w:drawing>
+          <wp:inline>
+            <wp:extent cx="685800" cy="190500"/>
+            <wp:effectExtent b="0" l="0" r="0" t="0"/>
+            <wp:docPr descr="GitHub tag (with filter)" title="" id="13" name="Picture"/>
+            <a:graphic>
+              <a:graphicData uri="http://schemas.openxmlformats.org/drawingml/2006/picture">
+                <pic:pic>
+                  <pic:nvPicPr>
+                    <pic:cNvPr descr="https://img.shields.io/github/v/tag/FoedusProgramme/Gramophone?style=flat-square&amp;logoColor=white&amp;labelColor=black&amp;color=white" id="14" name="Picture"/>
+                    <pic:cNvPicPr>
+                      <a:picLocks noChangeArrowheads="1" noChangeAspect="1"/>
+                    </pic:cNvPicPr>
+                  </pic:nvPicPr>
+                  <pic:blipFill>
+                    <a:blip>
+                      <a:extLst>
+                        <a:ext uri="{28A0092B-C50C-407E-A947-70E740481C1C}">
+                          <a14:useLocalDpi xmlns:a14="http://schemas.microsoft.com/office/drawing/2010/main" val="0"/>
+                        </a:ext>
+                        <a:ext uri="{96DAC541-7B7A-43D3-8B79-37D633B846F1}">
+                          <asvg:svgBlip xmlns:asvg="http://schemas.microsoft.com/office/drawing/2016/SVG/main" r:embed="rId12"/>
+                        </a:ext>
+                      </a:extLst>
+                    </a:blip>
+                    <a:stretch>
+                      <a:fillRect/>
+                    </a:stretch>
+                  </pic:blipFill>
+                  <pic:spPr bwMode="auto">
+                    <a:xfrm>
+                      <a:off x="0" y="0"/>
+                      <a:ext cx="685800" cy="190500"/>
+                    </a:xfrm>
+                    <a:prstGeom prst="rect">
+                      <a:avLst/>
+                    </a:prstGeom>
+                    <a:noFill/>
+                    <a:ln w="9525">
+                      <a:noFill/>
+                      <a:headEnd/>
+                      <a:tailEnd/>
+                    </a:ln>
+                  </pic:spPr>
+                </pic:pic>
+              </a:graphicData>
+            </a:graphic>
+          </wp:inline>
+        </w:drawing>
       </w:r>
       <w:r>
         <w:t xml:space="preserve"> </w:t>
       </w:r>
-      <w:hyperlink r:id="rId9">
+      <w:hyperlink r:id="rId18">
         <w:r>
-          <w:rPr>
-            <w:rStyle w:val="Hyperlink"/>
-          </w:rPr>
-          <w:t xml:space="preserve">Static Badge</w:t>
+          <w:drawing>
+            <wp:inline>
+              <wp:extent cx="752475" cy="190500"/>
+              <wp:effectExtent b="0" l="0" r="0" t="0"/>
+              <wp:docPr descr="Static Badge" title="" id="16" name="Picture"/>
+              <a:graphic>
+                <a:graphicData uri="http://schemas.openxmlformats.org/drawingml/2006/picture">
+                  <pic:pic>
+                    <pic:nvPicPr>
+                      <pic:cNvPr descr="https://img.shields.io/badge/Telegram-Content?style=flat-square&amp;logo=telegram&amp;logoColor=black&amp;color=white" id="17" name="Picture"/>
+                      <pic:cNvPicPr>
+                        <a:picLocks noChangeArrowheads="1" noChangeAspect="1"/>
+                      </pic:cNvPicPr>
+                    </pic:nvPicPr>
+                    <pic:blipFill>
+                      <a:blip>
+                        <a:extLst>
+                          <a:ext uri="{28A0092B-C50C-407E-A947-70E740481C1C}">
+                            <a14:useLocalDpi xmlns:a14="http://schemas.microsoft.com/office/drawing/2010/main" val="0"/>
+                          </a:ext>
+                          <a:ext uri="{96DAC541-7B7A-43D3-8B79-37D633B846F1}">
+                            <asvg:svgBlip xmlns:asvg="http://schemas.microsoft.com/office/drawing/2016/SVG/main" r:embed="rId15"/>
+                          </a:ext>
+                        </a:extLst>
+                      </a:blip>
+                      <a:stretch>
+                        <a:fillRect/>
+                      </a:stretch>
+                    </pic:blipFill>
+                    <pic:spPr bwMode="auto">
+                      <a:xfrm>
+                        <a:off x="0" y="0"/>
+                        <a:ext cx="752475" cy="190500"/>
+                      </a:xfrm>
+                      <a:prstGeom prst="rect">
+                        <a:avLst/>
+                      </a:prstGeom>
+                      <a:noFill/>
+                      <a:ln w="9525">
+                        <a:noFill/>
+                        <a:headEnd/>
+                        <a:tailEnd/>
+                      </a:ln>
+                    </pic:spPr>
+                  </pic:pic>
+                </a:graphicData>
+              </a:graphic>
+            </wp:inline>
+          </w:drawing>
         </w:r>
       </w:hyperlink>
     </w:p>
@@ -48,7 +181,7 @@
       <w:pPr>
         <w:pStyle w:val="BodyText"/>
       </w:pPr>
-      <w:hyperlink r:id="rId10">
+      <w:hyperlink r:id="rId19">
         <w:r>
           <w:rPr>
             <w:rStyle w:val="Hyperlink"/>
@@ -70,17 +203,17 @@
       <w:pPr>
         <w:pStyle w:val="BodyText"/>
       </w:pPr>
-      <w:hyperlink r:id="rId11"/>
+      <w:hyperlink r:id="rId20"/>
       <w:r>
         <w:t xml:space="preserve"> </w:t>
       </w:r>
-      <w:hyperlink r:id="rId12"/>
+      <w:hyperlink r:id="rId21"/>
       <w:r>
         <w:t xml:space="preserve"> </w:t>
       </w:r>
-      <w:hyperlink r:id="rId13"/>
-    </w:p>
-    <w:bookmarkStart w:id="14" w:name="features"/>
+      <w:hyperlink r:id="rId22"/>
+    </w:p>
+    <w:bookmarkStart w:id="23" w:name="features"/>
     <w:p>
       <w:pPr>
         <w:pStyle w:val="Heading2"/>
@@ -281,8 +414,8 @@
         <w:t xml:space="preserve">Support for system/third-party Equalizer apps</w:t>
       </w:r>
     </w:p>
-    <w:bookmarkEnd w:id="14"/>
-    <w:bookmarkStart w:id="15" w:name="screenshots"/>
+    <w:bookmarkEnd w:id="23"/>
+    <w:bookmarkStart w:id="51" w:name="screenshots"/>
     <w:p>
       <w:pPr>
         <w:pStyle w:val="Heading2"/>
@@ -313,7 +446,46 @@
               <w:pStyle w:val="Compact"/>
             </w:pPr>
             <w:r>
-              <w:t xml:space="preserve">Screenshot 1</w:t>
+              <w:drawing>
+                <wp:inline>
+                  <wp:extent cx="5334000" cy="10668000"/>
+                  <wp:effectExtent b="0" l="0" r="0" t="0"/>
+                  <wp:docPr descr="Screenshot 1" title="" id="25" name="Picture"/>
+                  <a:graphic>
+                    <a:graphicData uri="http://schemas.openxmlformats.org/drawingml/2006/picture">
+                      <pic:pic>
+                        <pic:nvPicPr>
+                          <pic:cNvPr descr="https://raw.githubusercontent.com/FoedusProgramme/Gramophone/beta/fastlane/metadata/android/en-US/images/phoneScreenshots/screenshot_1.jpg" id="26" name="Picture"/>
+                          <pic:cNvPicPr>
+                            <a:picLocks noChangeArrowheads="1" noChangeAspect="1"/>
+                          </pic:cNvPicPr>
+                        </pic:nvPicPr>
+                        <pic:blipFill>
+                          <a:blip r:embed="rId24"/>
+                          <a:stretch>
+                            <a:fillRect/>
+                          </a:stretch>
+                        </pic:blipFill>
+                        <pic:spPr bwMode="auto">
+                          <a:xfrm>
+                            <a:off x="0" y="0"/>
+                            <a:ext cx="5334000" cy="10668000"/>
+                          </a:xfrm>
+                          <a:prstGeom prst="rect">
+                            <a:avLst/>
+                          </a:prstGeom>
+                          <a:noFill/>
+                          <a:ln w="9525">
+                            <a:noFill/>
+                            <a:headEnd/>
+                            <a:tailEnd/>
+                          </a:ln>
+                        </pic:spPr>
+                      </pic:pic>
+                    </a:graphicData>
+                  </a:graphic>
+                </wp:inline>
+              </w:drawing>
             </w:r>
           </w:p>
         </w:tc>
@@ -324,7 +496,46 @@
               <w:pStyle w:val="Compact"/>
             </w:pPr>
             <w:r>
-              <w:t xml:space="preserve">Screenshot 2</w:t>
+              <w:drawing>
+                <wp:inline>
+                  <wp:extent cx="5334000" cy="10668000"/>
+                  <wp:effectExtent b="0" l="0" r="0" t="0"/>
+                  <wp:docPr descr="Screenshot 2" title="" id="28" name="Picture"/>
+                  <a:graphic>
+                    <a:graphicData uri="http://schemas.openxmlformats.org/drawingml/2006/picture">
+                      <pic:pic>
+                        <pic:nvPicPr>
+                          <pic:cNvPr descr="https://raw.githubusercontent.com/FoedusProgramme/Gramophone/beta/fastlane/metadata/android/en-US/images/phoneScreenshots/screenshot_2.jpg" id="29" name="Picture"/>
+                          <pic:cNvPicPr>
+                            <a:picLocks noChangeArrowheads="1" noChangeAspect="1"/>
+                          </pic:cNvPicPr>
+                        </pic:nvPicPr>
+                        <pic:blipFill>
+                          <a:blip r:embed="rId27"/>
+                          <a:stretch>
+                            <a:fillRect/>
+                          </a:stretch>
+                        </pic:blipFill>
+                        <pic:spPr bwMode="auto">
+                          <a:xfrm>
+                            <a:off x="0" y="0"/>
+                            <a:ext cx="5334000" cy="10668000"/>
+                          </a:xfrm>
+                          <a:prstGeom prst="rect">
+                            <a:avLst/>
+                          </a:prstGeom>
+                          <a:noFill/>
+                          <a:ln w="9525">
+                            <a:noFill/>
+                            <a:headEnd/>
+                            <a:tailEnd/>
+                          </a:ln>
+                        </pic:spPr>
+                      </pic:pic>
+                    </a:graphicData>
+                  </a:graphic>
+                </wp:inline>
+              </w:drawing>
             </w:r>
           </w:p>
         </w:tc>
@@ -335,7 +546,46 @@
               <w:pStyle w:val="Compact"/>
             </w:pPr>
             <w:r>
-              <w:t xml:space="preserve">Screenshot 3</w:t>
+              <w:drawing>
+                <wp:inline>
+                  <wp:extent cx="5334000" cy="10668000"/>
+                  <wp:effectExtent b="0" l="0" r="0" t="0"/>
+                  <wp:docPr descr="Screenshot 3" title="" id="31" name="Picture"/>
+                  <a:graphic>
+                    <a:graphicData uri="http://schemas.openxmlformats.org/drawingml/2006/picture">
+                      <pic:pic>
+                        <pic:nvPicPr>
+                          <pic:cNvPr descr="https://raw.githubusercontent.com/FoedusProgramme/Gramophone/beta/fastlane/metadata/android/en-US/images/phoneScreenshots/screenshot_3.jpg" id="32" name="Picture"/>
+                          <pic:cNvPicPr>
+                            <a:picLocks noChangeArrowheads="1" noChangeAspect="1"/>
+                          </pic:cNvPicPr>
+                        </pic:nvPicPr>
+                        <pic:blipFill>
+                          <a:blip r:embed="rId30"/>
+                          <a:stretch>
+                            <a:fillRect/>
+                          </a:stretch>
+                        </pic:blipFill>
+                        <pic:spPr bwMode="auto">
+                          <a:xfrm>
+                            <a:off x="0" y="0"/>
+                            <a:ext cx="5334000" cy="10668000"/>
+                          </a:xfrm>
+                          <a:prstGeom prst="rect">
+                            <a:avLst/>
+                          </a:prstGeom>
+                          <a:noFill/>
+                          <a:ln w="9525">
+                            <a:noFill/>
+                            <a:headEnd/>
+                            <a:tailEnd/>
+                          </a:ln>
+                        </pic:spPr>
+                      </pic:pic>
+                    </a:graphicData>
+                  </a:graphic>
+                </wp:inline>
+              </w:drawing>
             </w:r>
           </w:p>
         </w:tc>
@@ -348,7 +598,46 @@
               <w:pStyle w:val="Compact"/>
             </w:pPr>
             <w:r>
-              <w:t xml:space="preserve">Screenshot 4</w:t>
+              <w:drawing>
+                <wp:inline>
+                  <wp:extent cx="5334000" cy="10668000"/>
+                  <wp:effectExtent b="0" l="0" r="0" t="0"/>
+                  <wp:docPr descr="Screenshot 4" title="" id="34" name="Picture"/>
+                  <a:graphic>
+                    <a:graphicData uri="http://schemas.openxmlformats.org/drawingml/2006/picture">
+                      <pic:pic>
+                        <pic:nvPicPr>
+                          <pic:cNvPr descr="https://raw.githubusercontent.com/FoedusProgramme/Gramophone/beta/fastlane/metadata/android/en-US/images/phoneScreenshots/screenshot_4.jpg" id="35" name="Picture"/>
+                          <pic:cNvPicPr>
+                            <a:picLocks noChangeArrowheads="1" noChangeAspect="1"/>
+                          </pic:cNvPicPr>
+                        </pic:nvPicPr>
+                        <pic:blipFill>
+                          <a:blip r:embed="rId33"/>
+                          <a:stretch>
+                            <a:fillRect/>
+                          </a:stretch>
+                        </pic:blipFill>
+                        <pic:spPr bwMode="auto">
+                          <a:xfrm>
+                            <a:off x="0" y="0"/>
+                            <a:ext cx="5334000" cy="10668000"/>
+                          </a:xfrm>
+                          <a:prstGeom prst="rect">
+                            <a:avLst/>
+                          </a:prstGeom>
+                          <a:noFill/>
+                          <a:ln w="9525">
+                            <a:noFill/>
+                            <a:headEnd/>
+                            <a:tailEnd/>
+                          </a:ln>
+                        </pic:spPr>
+                      </pic:pic>
+                    </a:graphicData>
+                  </a:graphic>
+                </wp:inline>
+              </w:drawing>
             </w:r>
           </w:p>
         </w:tc>
@@ -359,7 +648,46 @@
               <w:pStyle w:val="Compact"/>
             </w:pPr>
             <w:r>
-              <w:t xml:space="preserve">Screenshot 5</w:t>
+              <w:drawing>
+                <wp:inline>
+                  <wp:extent cx="5334000" cy="10668000"/>
+                  <wp:effectExtent b="0" l="0" r="0" t="0"/>
+                  <wp:docPr descr="Screenshot 5" title="" id="37" name="Picture"/>
+                  <a:graphic>
+                    <a:graphicData uri="http://schemas.openxmlformats.org/drawingml/2006/picture">
+                      <pic:pic>
+                        <pic:nvPicPr>
+                          <pic:cNvPr descr="https://raw.githubusercontent.com/FoedusProgramme/Gramophone/beta/fastlane/metadata/android/en-US/images/phoneScreenshots/screenshot_5.jpg" id="38" name="Picture"/>
+                          <pic:cNvPicPr>
+                            <a:picLocks noChangeArrowheads="1" noChangeAspect="1"/>
+                          </pic:cNvPicPr>
+                        </pic:nvPicPr>
+                        <pic:blipFill>
+                          <a:blip r:embed="rId36"/>
+                          <a:stretch>
+                            <a:fillRect/>
+                          </a:stretch>
+                        </pic:blipFill>
+                        <pic:spPr bwMode="auto">
+                          <a:xfrm>
+                            <a:off x="0" y="0"/>
+                            <a:ext cx="5334000" cy="10668000"/>
+                          </a:xfrm>
+                          <a:prstGeom prst="rect">
+                            <a:avLst/>
+                          </a:prstGeom>
+                          <a:noFill/>
+                          <a:ln w="9525">
+                            <a:noFill/>
+                            <a:headEnd/>
+                            <a:tailEnd/>
+                          </a:ln>
+                        </pic:spPr>
+                      </pic:pic>
+                    </a:graphicData>
+                  </a:graphic>
+                </wp:inline>
+              </w:drawing>
             </w:r>
           </w:p>
         </w:tc>
@@ -370,7 +698,46 @@
               <w:pStyle w:val="Compact"/>
             </w:pPr>
             <w:r>
-              <w:t xml:space="preserve">Screenshot 6</w:t>
+              <w:drawing>
+                <wp:inline>
+                  <wp:extent cx="5334000" cy="10668000"/>
+                  <wp:effectExtent b="0" l="0" r="0" t="0"/>
+                  <wp:docPr descr="Screenshot 6" title="" id="40" name="Picture"/>
+                  <a:graphic>
+                    <a:graphicData uri="http://schemas.openxmlformats.org/drawingml/2006/picture">
+                      <pic:pic>
+                        <pic:nvPicPr>
+                          <pic:cNvPr descr="https://raw.githubusercontent.com/FoedusProgramme/Gramophone/beta/fastlane/metadata/android/en-US/images/phoneScreenshots/screenshot_6.jpg" id="41" name="Picture"/>
+                          <pic:cNvPicPr>
+                            <a:picLocks noChangeArrowheads="1" noChangeAspect="1"/>
+                          </pic:cNvPicPr>
+                        </pic:nvPicPr>
+                        <pic:blipFill>
+                          <a:blip r:embed="rId39"/>
+                          <a:stretch>
+                            <a:fillRect/>
+                          </a:stretch>
+                        </pic:blipFill>
+                        <pic:spPr bwMode="auto">
+                          <a:xfrm>
+                            <a:off x="0" y="0"/>
+                            <a:ext cx="5334000" cy="10668000"/>
+                          </a:xfrm>
+                          <a:prstGeom prst="rect">
+                            <a:avLst/>
+                          </a:prstGeom>
+                          <a:noFill/>
+                          <a:ln w="9525">
+                            <a:noFill/>
+                            <a:headEnd/>
+                            <a:tailEnd/>
+                          </a:ln>
+                        </pic:spPr>
+                      </pic:pic>
+                    </a:graphicData>
+                  </a:graphic>
+                </wp:inline>
+              </w:drawing>
             </w:r>
           </w:p>
         </w:tc>
@@ -383,7 +750,46 @@
               <w:pStyle w:val="Compact"/>
             </w:pPr>
             <w:r>
-              <w:t xml:space="preserve">Screenshot 7</w:t>
+              <w:drawing>
+                <wp:inline>
+                  <wp:extent cx="5334000" cy="10668000"/>
+                  <wp:effectExtent b="0" l="0" r="0" t="0"/>
+                  <wp:docPr descr="Screenshot 7" title="" id="43" name="Picture"/>
+                  <a:graphic>
+                    <a:graphicData uri="http://schemas.openxmlformats.org/drawingml/2006/picture">
+                      <pic:pic>
+                        <pic:nvPicPr>
+                          <pic:cNvPr descr="https://raw.githubusercontent.com/FoedusProgramme/Gramophone/beta/fastlane/metadata/android/en-US/images/phoneScreenshots/screenshot_7.jpg" id="44" name="Picture"/>
+                          <pic:cNvPicPr>
+                            <a:picLocks noChangeArrowheads="1" noChangeAspect="1"/>
+                          </pic:cNvPicPr>
+                        </pic:nvPicPr>
+                        <pic:blipFill>
+                          <a:blip r:embed="rId42"/>
+                          <a:stretch>
+                            <a:fillRect/>
+                          </a:stretch>
+                        </pic:blipFill>
+                        <pic:spPr bwMode="auto">
+                          <a:xfrm>
+                            <a:off x="0" y="0"/>
+                            <a:ext cx="5334000" cy="10668000"/>
+                          </a:xfrm>
+                          <a:prstGeom prst="rect">
+                            <a:avLst/>
+                          </a:prstGeom>
+                          <a:noFill/>
+                          <a:ln w="9525">
+                            <a:noFill/>
+                            <a:headEnd/>
+                            <a:tailEnd/>
+                          </a:ln>
+                        </pic:spPr>
+                      </pic:pic>
+                    </a:graphicData>
+                  </a:graphic>
+                </wp:inline>
+              </w:drawing>
             </w:r>
           </w:p>
         </w:tc>
@@ -394,7 +800,46 @@
               <w:pStyle w:val="Compact"/>
             </w:pPr>
             <w:r>
-              <w:t xml:space="preserve">Screenshot 8</w:t>
+              <w:drawing>
+                <wp:inline>
+                  <wp:extent cx="5334000" cy="10668000"/>
+                  <wp:effectExtent b="0" l="0" r="0" t="0"/>
+                  <wp:docPr descr="Screenshot 8" title="" id="46" name="Picture"/>
+                  <a:graphic>
+                    <a:graphicData uri="http://schemas.openxmlformats.org/drawingml/2006/picture">
+                      <pic:pic>
+                        <pic:nvPicPr>
+                          <pic:cNvPr descr="https://raw.githubusercontent.com/FoedusProgramme/Gramophone/beta/fastlane/metadata/android/en-US/images/phoneScreenshots/screenshot_8.jpg" id="47" name="Picture"/>
+                          <pic:cNvPicPr>
+                            <a:picLocks noChangeArrowheads="1" noChangeAspect="1"/>
+                          </pic:cNvPicPr>
+                        </pic:nvPicPr>
+                        <pic:blipFill>
+                          <a:blip r:embed="rId45"/>
+                          <a:stretch>
+                            <a:fillRect/>
+                          </a:stretch>
+                        </pic:blipFill>
+                        <pic:spPr bwMode="auto">
+                          <a:xfrm>
+                            <a:off x="0" y="0"/>
+                            <a:ext cx="5334000" cy="10668000"/>
+                          </a:xfrm>
+                          <a:prstGeom prst="rect">
+                            <a:avLst/>
+                          </a:prstGeom>
+                          <a:noFill/>
+                          <a:ln w="9525">
+                            <a:noFill/>
+                            <a:headEnd/>
+                            <a:tailEnd/>
+                          </a:ln>
+                        </pic:spPr>
+                      </pic:pic>
+                    </a:graphicData>
+                  </a:graphic>
+                </wp:inline>
+              </w:drawing>
             </w:r>
           </w:p>
         </w:tc>
@@ -405,14 +850,53 @@
               <w:pStyle w:val="Compact"/>
             </w:pPr>
             <w:r>
-              <w:t xml:space="preserve">Screenshot 9</w:t>
+              <w:drawing>
+                <wp:inline>
+                  <wp:extent cx="5334000" cy="10668000"/>
+                  <wp:effectExtent b="0" l="0" r="0" t="0"/>
+                  <wp:docPr descr="Screenshot 9" title="" id="49" name="Picture"/>
+                  <a:graphic>
+                    <a:graphicData uri="http://schemas.openxmlformats.org/drawingml/2006/picture">
+                      <pic:pic>
+                        <pic:nvPicPr>
+                          <pic:cNvPr descr="https://raw.githubusercontent.com/FoedusProgramme/Gramophone/beta/fastlane/screenshot_9.jpg" id="50" name="Picture"/>
+                          <pic:cNvPicPr>
+                            <a:picLocks noChangeArrowheads="1" noChangeAspect="1"/>
+                          </pic:cNvPicPr>
+                        </pic:nvPicPr>
+                        <pic:blipFill>
+                          <a:blip r:embed="rId48"/>
+                          <a:stretch>
+                            <a:fillRect/>
+                          </a:stretch>
+                        </pic:blipFill>
+                        <pic:spPr bwMode="auto">
+                          <a:xfrm>
+                            <a:off x="0" y="0"/>
+                            <a:ext cx="5334000" cy="10668000"/>
+                          </a:xfrm>
+                          <a:prstGeom prst="rect">
+                            <a:avLst/>
+                          </a:prstGeom>
+                          <a:noFill/>
+                          <a:ln w="9525">
+                            <a:noFill/>
+                            <a:headEnd/>
+                            <a:tailEnd/>
+                          </a:ln>
+                        </pic:spPr>
+                      </pic:pic>
+                    </a:graphicData>
+                  </a:graphic>
+                </wp:inline>
+              </w:drawing>
             </w:r>
           </w:p>
         </w:tc>
       </w:tr>
     </w:tbl>
-    <w:bookmarkEnd w:id="15"/>
-    <w:bookmarkStart w:id="19" w:name="installation"/>
+    <w:bookmarkEnd w:id="51"/>
+    <w:bookmarkStart w:id="55" w:name="installation"/>
     <w:p>
       <w:pPr>
         <w:pStyle w:val="Heading2"/>
@@ -431,7 +915,7 @@
       <w:r>
         <w:t xml:space="preserve"> </w:t>
       </w:r>
-      <w:hyperlink r:id="rId16">
+      <w:hyperlink r:id="rId52">
         <w:r>
           <w:rPr>
             <w:rStyle w:val="Hyperlink"/>
@@ -445,7 +929,7 @@
       <w:r>
         <w:t xml:space="preserve"> </w:t>
       </w:r>
-      <w:hyperlink r:id="rId11">
+      <w:hyperlink r:id="rId20">
         <w:r>
           <w:rPr>
             <w:rStyle w:val="Hyperlink"/>
@@ -459,7 +943,7 @@
       <w:r>
         <w:t xml:space="preserve"> </w:t>
       </w:r>
-      <w:hyperlink r:id="rId12">
+      <w:hyperlink r:id="rId21">
         <w:r>
           <w:rPr>
             <w:rStyle w:val="Hyperlink"/>
@@ -481,7 +965,7 @@
       <w:r>
         <w:t xml:space="preserve"> </w:t>
       </w:r>
-      <w:hyperlink r:id="rId17">
+      <w:hyperlink r:id="rId53">
         <w:r>
           <w:rPr>
             <w:rStyle w:val="Hyperlink"/>
@@ -498,7 +982,7 @@
       <w:r>
         <w:t xml:space="preserve"> </w:t>
       </w:r>
-      <w:hyperlink r:id="rId18">
+      <w:hyperlink r:id="rId54">
         <w:r>
           <w:rPr>
             <w:rStyle w:val="Hyperlink"/>
@@ -510,8 +994,8 @@
         <w:t xml:space="preserve">.</w:t>
       </w:r>
     </w:p>
-    <w:bookmarkEnd w:id="19"/>
-    <w:bookmarkStart w:id="24" w:name="building"/>
+    <w:bookmarkEnd w:id="55"/>
+    <w:bookmarkStart w:id="60" w:name="building"/>
     <w:p>
       <w:pPr>
         <w:pStyle w:val="Heading2"/>
@@ -530,7 +1014,7 @@
       <w:r>
         <w:t xml:space="preserve"> </w:t>
       </w:r>
-      <w:hyperlink r:id="rId20">
+      <w:hyperlink r:id="rId56">
         <w:r>
           <w:rPr>
             <w:rStyle w:val="Hyperlink"/>
@@ -545,7 +1029,7 @@
         <w:t xml:space="preserve">and a fast network.</w:t>
       </w:r>
     </w:p>
-    <w:bookmarkStart w:id="21" w:name="X503018c46de87dd79e2a241a41c8904323be421"/>
+    <w:bookmarkStart w:id="57" w:name="X503018c46de87dd79e2a241a41c8904323be421"/>
     <w:p>
       <w:pPr>
         <w:pStyle w:val="Heading3"/>
@@ -577,8 +1061,8 @@
         <w:t xml:space="preserve">before trying to build Gramophone.</w:t>
       </w:r>
     </w:p>
-    <w:bookmarkEnd w:id="21"/>
-    <w:bookmarkStart w:id="22" w:name="X710e53760d32d0692ae3fdfbeda628150dae08f"/>
+    <w:bookmarkEnd w:id="57"/>
+    <w:bookmarkStart w:id="58" w:name="X710e53760d32d0692ae3fdfbeda628150dae08f"/>
     <w:p>
       <w:pPr>
         <w:pStyle w:val="Heading3"/>
@@ -639,8 +1123,8 @@
         <w:t xml:space="preserve">.</w:t>
       </w:r>
     </w:p>
-    <w:bookmarkEnd w:id="22"/>
-    <w:bookmarkStart w:id="23" w:name="X88170aaaa85458c41931294522b8182d1daed06"/>
+    <w:bookmarkEnd w:id="58"/>
+    <w:bookmarkStart w:id="59" w:name="X88170aaaa85458c41931294522b8182d1daed06"/>
     <w:p>
       <w:pPr>
         <w:pStyle w:val="Heading3"/>
@@ -657,9 +1141,9 @@
         <w:t xml:space="preserve">Launch Android Studio and import your own app signing signature. You should be able to build Gramophone now.</w:t>
       </w:r>
     </w:p>
-    <w:bookmarkEnd w:id="23"/>
-    <w:bookmarkEnd w:id="24"/>
-    <w:bookmarkStart w:id="26" w:name="license"/>
+    <w:bookmarkEnd w:id="59"/>
+    <w:bookmarkEnd w:id="60"/>
+    <w:bookmarkStart w:id="62" w:name="license"/>
     <w:p>
       <w:pPr>
         <w:pStyle w:val="Heading2"/>
@@ -678,7 +1162,7 @@
       <w:r>
         <w:t xml:space="preserve"> </w:t>
       </w:r>
-      <w:hyperlink r:id="rId25">
+      <w:hyperlink r:id="rId61">
         <w:r>
           <w:rPr>
             <w:rStyle w:val="Hyperlink"/>
@@ -693,8 +1177,8 @@
         <w:t xml:space="preserve">file for details.</w:t>
       </w:r>
     </w:p>
-    <w:bookmarkEnd w:id="26"/>
-    <w:bookmarkStart w:id="27" w:name="translation"/>
+    <w:bookmarkEnd w:id="62"/>
+    <w:bookmarkStart w:id="63" w:name="translation"/>
     <w:p>
       <w:pPr>
         <w:pStyle w:val="Heading2"/>
@@ -703,8 +1187,8 @@
         <w:t xml:space="preserve">Translation</w:t>
       </w:r>
     </w:p>
-    <w:bookmarkEnd w:id="27"/>
-    <w:bookmarkStart w:id="28" w:name="notice"/>
+    <w:bookmarkEnd w:id="63"/>
+    <w:bookmarkStart w:id="64" w:name="notice"/>
     <w:p>
       <w:pPr>
         <w:pStyle w:val="Heading2"/>
@@ -727,7 +1211,7 @@
       <w:r>
         <w:t xml:space="preserve"> </w:t>
       </w:r>
-      <w:hyperlink r:id="rId18">
+      <w:hyperlink r:id="rId54">
         <w:r>
           <w:rPr>
             <w:rStyle w:val="Hyperlink"/>
@@ -760,8 +1244,8 @@
         <w:t xml:space="preserve">Play Store certificate SHA-256 digest: 178869b0f9130d145b53404df4d4e5e311095406cb3c51a3e7a4b03bb3e87786</w:t>
       </w:r>
     </w:p>
-    <w:bookmarkEnd w:id="28"/>
-    <w:bookmarkStart w:id="29" w:name="faq"/>
+    <w:bookmarkEnd w:id="64"/>
+    <w:bookmarkStart w:id="65" w:name="faq"/>
     <w:p>
       <w:pPr>
         <w:pStyle w:val="Heading2"/>
@@ -921,8 +1405,8 @@
         <w:t xml:space="preserve">There is one exception: ALAC files can be played even without the system ALAC decoder as Gramophone includes an extremely lightweight Java ALAC decoder.</w:t>
       </w:r>
     </w:p>
-    <w:bookmarkEnd w:id="29"/>
-    <w:bookmarkStart w:id="31" w:name="friends"/>
+    <w:bookmarkEnd w:id="65"/>
+    <w:bookmarkStart w:id="67" w:name="friends"/>
     <w:p>
       <w:pPr>
         <w:pStyle w:val="Heading2"/>
@@ -935,7 +1419,7 @@
       <w:pPr>
         <w:pStyle w:val="FirstParagraph"/>
       </w:pPr>
-      <w:hyperlink r:id="rId30">
+      <w:hyperlink r:id="rId66">
         <w:r>
           <w:rPr>
             <w:rStyle w:val="Hyperlink"/>
@@ -944,8 +1428,8 @@
         </w:r>
       </w:hyperlink>
     </w:p>
-    <w:bookmarkEnd w:id="31"/>
-    <w:bookmarkEnd w:id="32"/>
+    <w:bookmarkEnd w:id="67"/>
+    <w:bookmarkEnd w:id="68"/>
     <w:sectPr>
       <w:footnotePr>
         <w:numRestart w:val="eachSect"/>
@@ -1188,10 +1672,10 @@
   <w:docDefaults>
     <w:rPrDefault>
       <w:rPr>
-        <w:rFonts w:asciiTheme="minorHAnsi" w:cstheme="minorBidi" w:eastAsiaTheme="minorHAnsi" w:hAnsiTheme="minorHAnsi"/>
+        <w:rFonts w:asciiTheme="minorHAnsi" w:cstheme="minorBidi" w:eastAsiaTheme="minorEastAsia" w:hAnsiTheme="minorHAnsi"/>
         <w:sz w:val="24"/>
         <w:szCs w:val="24"/>
-        <w:lang w:bidi="ar-SA" w:eastAsia="en-US" w:val="en"/>
+        <w:lang w:bidi="ar-SA" w:eastAsia="zh-CN" w:val="en"/>
       </w:rPr>
     </w:rPrDefault>
     <w:pPrDefault>
@@ -1243,8 +1727,8 @@
     </w:pPr>
     <w:rPr>
       <w:rFonts w:asciiTheme="majorHAnsi" w:cstheme="majorBidi" w:eastAsiaTheme="majorEastAsia" w:hAnsiTheme="majorHAnsi"/>
-      <w:sz w:val="56"/>
-      <w:szCs w:val="56"/>
+      <w:sz w:val="40"/>
+      <w:szCs w:val="40"/>
     </w:rPr>
   </w:style>
   <w:style w:customStyle="1" w:styleId="TitleChar" w:type="character">
@@ -1378,8 +1862,8 @@
     <w:rPr>
       <w:rFonts w:asciiTheme="majorHAnsi" w:cstheme="majorBidi" w:eastAsiaTheme="majorEastAsia" w:hAnsiTheme="majorHAnsi"/>
       <w:color w:themeColor="accent1" w:themeShade="BF" w:val="0F4761"/>
-      <w:sz w:val="40"/>
-      <w:szCs w:val="40"/>
+      <w:sz w:val="32"/>
+      <w:szCs w:val="32"/>
     </w:rPr>
   </w:style>
   <w:style w:styleId="Heading2" w:type="paragraph">
@@ -1401,8 +1885,8 @@
     <w:rPr>
       <w:rFonts w:asciiTheme="majorHAnsi" w:cstheme="majorBidi" w:eastAsiaTheme="majorEastAsia" w:hAnsiTheme="majorHAnsi"/>
       <w:color w:themeColor="accent1" w:themeShade="BF" w:val="0F4761"/>
-      <w:sz w:val="32"/>
-      <w:szCs w:val="32"/>
+      <w:sz w:val="26"/>
+      <w:szCs w:val="26"/>
     </w:rPr>
   </w:style>
   <w:style w:styleId="Heading3" w:type="paragraph">
@@ -1424,8 +1908,8 @@
     <w:rPr>
       <w:rFonts w:cstheme="majorBidi" w:eastAsiaTheme="majorEastAsia"/>
       <w:color w:themeColor="accent1" w:themeShade="BF" w:val="0F4761"/>
-      <w:sz w:val="28"/>
-      <w:szCs w:val="28"/>
+      <w:sz w:val="24"/>
+      <w:szCs w:val="24"/>
     </w:rPr>
   </w:style>
   <w:style w:styleId="Heading4" w:type="paragraph">
@@ -1445,6 +1929,8 @@
       <w:outlineLvl w:val="3"/>
     </w:pPr>
     <w:rPr>
+      <w:sz w:val="22"/>
+      <w:szCs w:val="22"/>
       <w:rFonts w:cstheme="majorBidi" w:eastAsiaTheme="majorEastAsia"/>
       <w:i/>
       <w:iCs/>
@@ -1732,13 +2218,6 @@
       </w:tblCellMar>
     </w:tblPr>
     <w:tblStylePr w:type="firstRow">
-      <w:tblPr>
-        <w:jc w:val="left"/>
-        <w:tblInd w:type="dxa" w:w="0"/>
-      </w:tblPr>
-      <w:trPr>
-        <w:jc w:val="left"/>
-      </w:trPr>
       <w:tcPr>
         <w:tcBorders>
           <w:bottom w:val="single"/>
